--- a/EditorFDA/src/templates/Plantilla_Informe_Codelco_MH.docx
+++ b/EditorFDA/src/templates/Plantilla_Informe_Codelco_MH.docx
@@ -13206,7 +13206,7 @@
 <p:properties xmlns:p="http://schemas.microsoft.com/office/2006/metadata/properties" xmlns:xsi="http://www.w3.org/2001/XMLSchema-instance">
   <documentManagement>
     <TipoDocumento xmlns="8a68b7db-3a59-4e15-bce4-c8dfa896aeb9">Informe</TipoDocumento>
-    <Division xmlns="8a68b7db-3a59-4e15-bce4-c8dfa896aeb9">Ministro Hales</Division>
+    <Division xmlns="8a68b7db-3a59-4e15-bce4-c8dfa896aeb9">MINISTRO HALES</Division>
     <Cliente xmlns="8a68b7db-3a59-4e15-bce4-c8dfa896aeb9">CODELCO CHILE</Cliente>
     <contrato xmlns="8a68b7db-3a59-4e15-bce4-c8dfa896aeb9">1231245231</contrato>
   </documentManagement>
